--- a/Documentation_(Blue Team).docx
+++ b/Documentation_(Blue Team).docx
@@ -28,7 +28,7 @@
         <w:rPr>
           <w:b/>
           <w:bCs/>
-          <w:color w:val="4472C4" w:themeColor="accent1"/>
+          <w:color w:val="0070C0"/>
           <w:sz w:val="32"/>
           <w:szCs w:val="32"/>
         </w:rPr>
@@ -37,7 +37,7 @@
         <w:rPr>
           <w:b/>
           <w:bCs/>
-          <w:color w:val="4472C4" w:themeColor="accent1"/>
+          <w:color w:val="0070C0"/>
           <w:sz w:val="32"/>
           <w:szCs w:val="32"/>
         </w:rPr>
@@ -2514,20 +2514,20 @@
     <w:p>
       <w:pPr>
         <w:rPr>
-          <w:color w:val="4472C4" w:themeColor="accent1"/>
-        </w:rPr>
-      </w:pPr>
-      <w:r>
-        <w:rPr>
-          <w:b/>
-          <w:bCs/>
-          <w:color w:val="4472C4" w:themeColor="accent1"/>
+          <w:color w:val="0070C0"/>
+        </w:rPr>
+      </w:pPr>
+      <w:r>
+        <w:rPr>
+          <w:b/>
+          <w:bCs/>
+          <w:color w:val="0070C0"/>
         </w:rPr>
         <w:t>SCENARIUL #11: EMAIL SPOOFING &amp; FRAUDĂ FINANCIARĂ (BEC)</w:t>
       </w:r>
       <w:r>
         <w:rPr>
-          <w:color w:val="4472C4" w:themeColor="accent1"/>
+          <w:color w:val="0070C0"/>
         </w:rPr>
         <w:t xml:space="preserve"> </w:t>
       </w:r>
@@ -2541,10 +2541,10 @@
         <w:t>Data:</w:t>
       </w:r>
       <w:r>
-        <w:t xml:space="preserve"> 1</w:t>
-      </w:r>
-      <w:r>
-        <w:t>7</w:t>
+        <w:t xml:space="preserve"> </w:t>
+      </w:r>
+      <w:r>
+        <w:t>20</w:t>
       </w:r>
       <w:r>
         <w:t xml:space="preserve"> Aprilie 2026 </w:t>
@@ -2735,6 +2735,240 @@
         <w:t xml:space="preserve"> Extragerea IP-ului de origine și a serverului SMTP malițios din headerele e-mailului pentru actualizarea listelor de blocare (Blocklist) la nivel de Gateway de E-mail și escaladarea raportului către echipa L2.</w:t>
       </w:r>
     </w:p>
+    <w:p/>
+    <w:p/>
+    <w:p/>
+    <w:p/>
+    <w:p/>
+    <w:p/>
+    <w:p>
+      <w:pPr>
+        <w:rPr>
+          <w:color w:val="0070C0"/>
+        </w:rPr>
+      </w:pPr>
+      <w:r>
+        <w:rPr>
+          <w:b/>
+          <w:bCs/>
+          <w:color w:val="0070C0"/>
+        </w:rPr>
+        <w:lastRenderedPageBreak/>
+        <w:t>SCENARIUL #12: IMPOSSIBLE TRAVEL &amp; COMPROMITERE MFA</w:t>
+      </w:r>
+      <w:r>
+        <w:rPr>
+          <w:color w:val="0070C0"/>
+        </w:rPr>
+        <w:t xml:space="preserve"> </w:t>
+      </w:r>
+    </w:p>
+    <w:p>
+      <w:r>
+        <w:rPr>
+          <w:b/>
+          <w:bCs/>
+        </w:rPr>
+        <w:t>Data:</w:t>
+      </w:r>
+      <w:r>
+        <w:t xml:space="preserve"> 20 Aprilie 2026 </w:t>
+      </w:r>
+    </w:p>
+    <w:p>
+      <w:r>
+        <w:rPr>
+          <w:b/>
+          <w:bCs/>
+        </w:rPr>
+        <w:t>Tehnică MITRE ATT&amp;CK:</w:t>
+      </w:r>
+      <w:r>
+        <w:t xml:space="preserve"> [T1078.004] Valid Accounts: Cloud Accounts / [T1621] Multi-Factor Authentication Request Generation</w:t>
+      </w:r>
+    </w:p>
+    <w:p/>
+    <w:p>
+      <w:r>
+        <w:rPr>
+          <w:b/>
+          <w:bCs/>
+        </w:rPr>
+        <w:t>A. Ipoteza de Investigare</w:t>
+      </w:r>
+      <w:r>
+        <w:t xml:space="preserve"> Triajul unei alerte de anomalie geografică (Impossible Travel) pentru utilizatorul george.ionescu. Sistemul a detectat două logări reușite: prima din Craiova, România (ora 08:00) și a doua din Lagos, Nigeria (ora 08:30). Scopul este verificarea integrității sesiunii și a mecanismului MFA pentru a confirma compromiterea contului.</w:t>
+      </w:r>
+    </w:p>
+    <w:p/>
+    <w:p>
+      <w:r>
+        <w:rPr>
+          <w:b/>
+          <w:bCs/>
+        </w:rPr>
+        <w:t>B. Interacțiunea cu AI (Prompt)</w:t>
+      </w:r>
+      <w:r>
+        <w:t xml:space="preserve"> "Am o alertă de 'Impossible Travel' pentru george.ionescu. Logare 1: 08:00 (Craiova). Logare 2: 08:30 (Nigeria). Ambele reușite. 1. De ce distanța/timpul indică o compromitere certă? 2. Ce verific în logurile MFA (MFA Fatigue)? 3. Care sunt cei 3 pași imediați de izolare?"</w:t>
+      </w:r>
+    </w:p>
+    <w:p/>
+    <w:p>
+      <w:r>
+        <w:rPr>
+          <w:b/>
+          <w:bCs/>
+        </w:rPr>
+        <w:t>C. Rezultat Tehnic (Analiza AI)</w:t>
+      </w:r>
+    </w:p>
+    <w:p>
+      <w:pPr>
+        <w:numPr>
+          <w:ilvl w:val="0"/>
+          <w:numId w:val="27"/>
+        </w:numPr>
+      </w:pPr>
+      <w:r>
+        <w:rPr>
+          <w:b/>
+          <w:bCs/>
+        </w:rPr>
+        <w:t>Logica Anomaliei:</w:t>
+      </w:r>
+      <w:r>
+        <w:t xml:space="preserve"> Distanța de aproximativ 4.000 - 5.500 km parcursă în doar 30 de minute ar presupune o viteză de deplasare de peste 11.000 km/h. Această viteză este fizic imposibilă pentru un utilizator legitim, confirmând utilizarea simultană a credențialelor de către două entități diferite (utilizator și atacator).</w:t>
+      </w:r>
+    </w:p>
+    <w:p>
+      <w:pPr>
+        <w:numPr>
+          <w:ilvl w:val="0"/>
+          <w:numId w:val="27"/>
+        </w:numPr>
+      </w:pPr>
+      <w:r>
+        <w:rPr>
+          <w:b/>
+          <w:bCs/>
+        </w:rPr>
+        <w:t>Analiza Compromiterii MFA:</w:t>
+      </w:r>
+      <w:r>
+        <w:t xml:space="preserve"> Deoarece ambele logări sunt marcate ca „Succeeded”, incidentul indică fie un atac de tip </w:t>
+      </w:r>
+      <w:r>
+        <w:rPr>
+          <w:b/>
+          <w:bCs/>
+        </w:rPr>
+        <w:t>MFA Fatigue</w:t>
+      </w:r>
+      <w:r>
+        <w:t xml:space="preserve"> (utilizatorul a aprobat o notificare push din eroare), fie </w:t>
+      </w:r>
+      <w:r>
+        <w:rPr>
+          <w:b/>
+          <w:bCs/>
+        </w:rPr>
+        <w:t>Session Hijacking</w:t>
+      </w:r>
+      <w:r>
+        <w:t xml:space="preserve"> (furtul unui token de sesiune deja autentificat). Investigația trebuie să se concentreze pe </w:t>
+      </w:r>
+      <w:r>
+        <w:rPr>
+          <w:i/>
+          <w:iCs/>
+        </w:rPr>
+        <w:t>Timestamp-ul</w:t>
+      </w:r>
+      <w:r>
+        <w:t xml:space="preserve"> aprobării MFA și pe identificarea </w:t>
+      </w:r>
+      <w:r>
+        <w:rPr>
+          <w:i/>
+          <w:iCs/>
+        </w:rPr>
+        <w:t>Device ID-ului</w:t>
+      </w:r>
+      <w:r>
+        <w:t xml:space="preserve"> care a furnizat aprobarea.</w:t>
+      </w:r>
+    </w:p>
+    <w:p/>
+    <w:p/>
+    <w:p/>
+    <w:p/>
+    <w:p/>
+    <w:p>
+      <w:r>
+        <w:rPr>
+          <w:b/>
+          <w:bCs/>
+        </w:rPr>
+        <w:lastRenderedPageBreak/>
+        <w:t>D. Acțiuni L1 Efectuate (Remediere)</w:t>
+      </w:r>
+    </w:p>
+    <w:p>
+      <w:pPr>
+        <w:numPr>
+          <w:ilvl w:val="0"/>
+          <w:numId w:val="28"/>
+        </w:numPr>
+      </w:pPr>
+      <w:r>
+        <w:rPr>
+          <w:b/>
+          <w:bCs/>
+        </w:rPr>
+        <w:t>Revocarea Sesiunilor Active:</w:t>
+      </w:r>
+      <w:r>
+        <w:t xml:space="preserve"> Utilizarea funcției "Revoke all sessions" în consola de administrare (ex: Azure AD / Okta) pentru a invalida imediat toate token-urile de acces și a deconecta atacatorul.</w:t>
+      </w:r>
+    </w:p>
+    <w:p>
+      <w:pPr>
+        <w:numPr>
+          <w:ilvl w:val="0"/>
+          <w:numId w:val="28"/>
+        </w:numPr>
+      </w:pPr>
+      <w:r>
+        <w:rPr>
+          <w:b/>
+          <w:bCs/>
+        </w:rPr>
+        <w:t>Resetarea și Re-înrolarea MFA:</w:t>
+      </w:r>
+      <w:r>
+        <w:t xml:space="preserve"> Resetarea metodelor de autentificare multifactor pentru a asigura eliminarea oricărui dispozitiv neautorizat înregistrat de atacator și forțarea unei noi parole complexe.</w:t>
+      </w:r>
+    </w:p>
+    <w:p>
+      <w:pPr>
+        <w:numPr>
+          <w:ilvl w:val="0"/>
+          <w:numId w:val="28"/>
+        </w:numPr>
+      </w:pPr>
+      <w:r>
+        <w:rPr>
+          <w:b/>
+          <w:bCs/>
+        </w:rPr>
+        <w:t>Izolarea Contului și Validarea Out-of-Band:</w:t>
+      </w:r>
+      <w:r>
+        <w:t xml:space="preserve"> Dezactivarea temporară a contului și contactarea telefonică a utilizatorului pentru a confirma incidentul și a-l instrui cu privire la pericolele aprobării notificărilor push neinițiate de el.</w:t>
+      </w:r>
+    </w:p>
+    <w:p/>
     <w:p/>
     <w:sectPr>
       <w:pgSz w:w="12240" w:h="15840"/>
@@ -3214,6 +3448,155 @@
     </w:lvl>
   </w:abstractNum>
   <w:abstractNum w:abstractNumId="4" w15:restartNumberingAfterBreak="0">
+    <w:nsid w:val="1D172E82"/>
+    <w:multiLevelType w:val="multilevel"/>
+    <w:tmpl w:val="BE207AEA"/>
+    <w:lvl w:ilvl="0">
+      <w:start w:val="1"/>
+      <w:numFmt w:val="bullet"/>
+      <w:lvlText w:val=""/>
+      <w:lvlJc w:val="left"/>
+      <w:pPr>
+        <w:tabs>
+          <w:tab w:val="num" w:pos="720"/>
+        </w:tabs>
+        <w:ind w:left="720" w:hanging="360"/>
+      </w:pPr>
+      <w:rPr>
+        <w:rFonts w:ascii="Symbol" w:hAnsi="Symbol" w:hint="default"/>
+        <w:sz w:val="20"/>
+      </w:rPr>
+    </w:lvl>
+    <w:lvl w:ilvl="1" w:tentative="1">
+      <w:start w:val="1"/>
+      <w:numFmt w:val="bullet"/>
+      <w:lvlText w:val="o"/>
+      <w:lvlJc w:val="left"/>
+      <w:pPr>
+        <w:tabs>
+          <w:tab w:val="num" w:pos="1440"/>
+        </w:tabs>
+        <w:ind w:left="1440" w:hanging="360"/>
+      </w:pPr>
+      <w:rPr>
+        <w:rFonts w:ascii="Courier New" w:hAnsi="Courier New" w:hint="default"/>
+        <w:sz w:val="20"/>
+      </w:rPr>
+    </w:lvl>
+    <w:lvl w:ilvl="2" w:tentative="1">
+      <w:start w:val="1"/>
+      <w:numFmt w:val="bullet"/>
+      <w:lvlText w:val=""/>
+      <w:lvlJc w:val="left"/>
+      <w:pPr>
+        <w:tabs>
+          <w:tab w:val="num" w:pos="2160"/>
+        </w:tabs>
+        <w:ind w:left="2160" w:hanging="360"/>
+      </w:pPr>
+      <w:rPr>
+        <w:rFonts w:ascii="Wingdings" w:hAnsi="Wingdings" w:hint="default"/>
+        <w:sz w:val="20"/>
+      </w:rPr>
+    </w:lvl>
+    <w:lvl w:ilvl="3" w:tentative="1">
+      <w:start w:val="1"/>
+      <w:numFmt w:val="bullet"/>
+      <w:lvlText w:val=""/>
+      <w:lvlJc w:val="left"/>
+      <w:pPr>
+        <w:tabs>
+          <w:tab w:val="num" w:pos="2880"/>
+        </w:tabs>
+        <w:ind w:left="2880" w:hanging="360"/>
+      </w:pPr>
+      <w:rPr>
+        <w:rFonts w:ascii="Wingdings" w:hAnsi="Wingdings" w:hint="default"/>
+        <w:sz w:val="20"/>
+      </w:rPr>
+    </w:lvl>
+    <w:lvl w:ilvl="4" w:tentative="1">
+      <w:start w:val="1"/>
+      <w:numFmt w:val="bullet"/>
+      <w:lvlText w:val=""/>
+      <w:lvlJc w:val="left"/>
+      <w:pPr>
+        <w:tabs>
+          <w:tab w:val="num" w:pos="3600"/>
+        </w:tabs>
+        <w:ind w:left="3600" w:hanging="360"/>
+      </w:pPr>
+      <w:rPr>
+        <w:rFonts w:ascii="Wingdings" w:hAnsi="Wingdings" w:hint="default"/>
+        <w:sz w:val="20"/>
+      </w:rPr>
+    </w:lvl>
+    <w:lvl w:ilvl="5" w:tentative="1">
+      <w:start w:val="1"/>
+      <w:numFmt w:val="bullet"/>
+      <w:lvlText w:val=""/>
+      <w:lvlJc w:val="left"/>
+      <w:pPr>
+        <w:tabs>
+          <w:tab w:val="num" w:pos="4320"/>
+        </w:tabs>
+        <w:ind w:left="4320" w:hanging="360"/>
+      </w:pPr>
+      <w:rPr>
+        <w:rFonts w:ascii="Wingdings" w:hAnsi="Wingdings" w:hint="default"/>
+        <w:sz w:val="20"/>
+      </w:rPr>
+    </w:lvl>
+    <w:lvl w:ilvl="6" w:tentative="1">
+      <w:start w:val="1"/>
+      <w:numFmt w:val="bullet"/>
+      <w:lvlText w:val=""/>
+      <w:lvlJc w:val="left"/>
+      <w:pPr>
+        <w:tabs>
+          <w:tab w:val="num" w:pos="5040"/>
+        </w:tabs>
+        <w:ind w:left="5040" w:hanging="360"/>
+      </w:pPr>
+      <w:rPr>
+        <w:rFonts w:ascii="Wingdings" w:hAnsi="Wingdings" w:hint="default"/>
+        <w:sz w:val="20"/>
+      </w:rPr>
+    </w:lvl>
+    <w:lvl w:ilvl="7" w:tentative="1">
+      <w:start w:val="1"/>
+      <w:numFmt w:val="bullet"/>
+      <w:lvlText w:val=""/>
+      <w:lvlJc w:val="left"/>
+      <w:pPr>
+        <w:tabs>
+          <w:tab w:val="num" w:pos="5760"/>
+        </w:tabs>
+        <w:ind w:left="5760" w:hanging="360"/>
+      </w:pPr>
+      <w:rPr>
+        <w:rFonts w:ascii="Wingdings" w:hAnsi="Wingdings" w:hint="default"/>
+        <w:sz w:val="20"/>
+      </w:rPr>
+    </w:lvl>
+    <w:lvl w:ilvl="8" w:tentative="1">
+      <w:start w:val="1"/>
+      <w:numFmt w:val="bullet"/>
+      <w:lvlText w:val=""/>
+      <w:lvlJc w:val="left"/>
+      <w:pPr>
+        <w:tabs>
+          <w:tab w:val="num" w:pos="6480"/>
+        </w:tabs>
+        <w:ind w:left="6480" w:hanging="360"/>
+      </w:pPr>
+      <w:rPr>
+        <w:rFonts w:ascii="Wingdings" w:hAnsi="Wingdings" w:hint="default"/>
+        <w:sz w:val="20"/>
+      </w:rPr>
+    </w:lvl>
+  </w:abstractNum>
+  <w:abstractNum w:abstractNumId="5" w15:restartNumberingAfterBreak="0">
     <w:nsid w:val="203374DB"/>
     <w:multiLevelType w:val="multilevel"/>
     <w:tmpl w:val="972ACC98"/>
@@ -3326,7 +3709,7 @@
       </w:pPr>
     </w:lvl>
   </w:abstractNum>
-  <w:abstractNum w:abstractNumId="5" w15:restartNumberingAfterBreak="0">
+  <w:abstractNum w:abstractNumId="6" w15:restartNumberingAfterBreak="0">
     <w:nsid w:val="20480FB8"/>
     <w:multiLevelType w:val="multilevel"/>
     <w:tmpl w:val="66C0439E"/>
@@ -3475,7 +3858,7 @@
       </w:rPr>
     </w:lvl>
   </w:abstractNum>
-  <w:abstractNum w:abstractNumId="6" w15:restartNumberingAfterBreak="0">
+  <w:abstractNum w:abstractNumId="7" w15:restartNumberingAfterBreak="0">
     <w:nsid w:val="249F1BA8"/>
     <w:multiLevelType w:val="multilevel"/>
     <w:tmpl w:val="691E19C8"/>
@@ -3588,7 +3971,7 @@
       </w:pPr>
     </w:lvl>
   </w:abstractNum>
-  <w:abstractNum w:abstractNumId="7" w15:restartNumberingAfterBreak="0">
+  <w:abstractNum w:abstractNumId="8" w15:restartNumberingAfterBreak="0">
     <w:nsid w:val="25597C5D"/>
     <w:multiLevelType w:val="multilevel"/>
     <w:tmpl w:val="BA606C66"/>
@@ -3737,7 +4120,7 @@
       </w:rPr>
     </w:lvl>
   </w:abstractNum>
-  <w:abstractNum w:abstractNumId="8" w15:restartNumberingAfterBreak="0">
+  <w:abstractNum w:abstractNumId="9" w15:restartNumberingAfterBreak="0">
     <w:nsid w:val="2E9F484B"/>
     <w:multiLevelType w:val="multilevel"/>
     <w:tmpl w:val="4D9009AE"/>
@@ -3854,7 +4237,7 @@
       </w:pPr>
     </w:lvl>
   </w:abstractNum>
-  <w:abstractNum w:abstractNumId="9" w15:restartNumberingAfterBreak="0">
+  <w:abstractNum w:abstractNumId="10" w15:restartNumberingAfterBreak="0">
     <w:nsid w:val="35036E1A"/>
     <w:multiLevelType w:val="multilevel"/>
     <w:tmpl w:val="5FEE8CDC"/>
@@ -4003,7 +4386,120 @@
       </w:rPr>
     </w:lvl>
   </w:abstractNum>
-  <w:abstractNum w:abstractNumId="10" w15:restartNumberingAfterBreak="0">
+  <w:abstractNum w:abstractNumId="11" w15:restartNumberingAfterBreak="0">
+    <w:nsid w:val="374E707D"/>
+    <w:multiLevelType w:val="multilevel"/>
+    <w:tmpl w:val="6480FAF8"/>
+    <w:lvl w:ilvl="0">
+      <w:start w:val="1"/>
+      <w:numFmt w:val="decimal"/>
+      <w:lvlText w:val="%1."/>
+      <w:lvlJc w:val="left"/>
+      <w:pPr>
+        <w:tabs>
+          <w:tab w:val="num" w:pos="720"/>
+        </w:tabs>
+        <w:ind w:left="720" w:hanging="360"/>
+      </w:pPr>
+    </w:lvl>
+    <w:lvl w:ilvl="1" w:tentative="1">
+      <w:start w:val="1"/>
+      <w:numFmt w:val="decimal"/>
+      <w:lvlText w:val="%2."/>
+      <w:lvlJc w:val="left"/>
+      <w:pPr>
+        <w:tabs>
+          <w:tab w:val="num" w:pos="1440"/>
+        </w:tabs>
+        <w:ind w:left="1440" w:hanging="360"/>
+      </w:pPr>
+    </w:lvl>
+    <w:lvl w:ilvl="2" w:tentative="1">
+      <w:start w:val="1"/>
+      <w:numFmt w:val="decimal"/>
+      <w:lvlText w:val="%3."/>
+      <w:lvlJc w:val="left"/>
+      <w:pPr>
+        <w:tabs>
+          <w:tab w:val="num" w:pos="2160"/>
+        </w:tabs>
+        <w:ind w:left="2160" w:hanging="360"/>
+      </w:pPr>
+    </w:lvl>
+    <w:lvl w:ilvl="3" w:tentative="1">
+      <w:start w:val="1"/>
+      <w:numFmt w:val="decimal"/>
+      <w:lvlText w:val="%4."/>
+      <w:lvlJc w:val="left"/>
+      <w:pPr>
+        <w:tabs>
+          <w:tab w:val="num" w:pos="2880"/>
+        </w:tabs>
+        <w:ind w:left="2880" w:hanging="360"/>
+      </w:pPr>
+    </w:lvl>
+    <w:lvl w:ilvl="4" w:tentative="1">
+      <w:start w:val="1"/>
+      <w:numFmt w:val="decimal"/>
+      <w:lvlText w:val="%5."/>
+      <w:lvlJc w:val="left"/>
+      <w:pPr>
+        <w:tabs>
+          <w:tab w:val="num" w:pos="3600"/>
+        </w:tabs>
+        <w:ind w:left="3600" w:hanging="360"/>
+      </w:pPr>
+    </w:lvl>
+    <w:lvl w:ilvl="5" w:tentative="1">
+      <w:start w:val="1"/>
+      <w:numFmt w:val="decimal"/>
+      <w:lvlText w:val="%6."/>
+      <w:lvlJc w:val="left"/>
+      <w:pPr>
+        <w:tabs>
+          <w:tab w:val="num" w:pos="4320"/>
+        </w:tabs>
+        <w:ind w:left="4320" w:hanging="360"/>
+      </w:pPr>
+    </w:lvl>
+    <w:lvl w:ilvl="6" w:tentative="1">
+      <w:start w:val="1"/>
+      <w:numFmt w:val="decimal"/>
+      <w:lvlText w:val="%7."/>
+      <w:lvlJc w:val="left"/>
+      <w:pPr>
+        <w:tabs>
+          <w:tab w:val="num" w:pos="5040"/>
+        </w:tabs>
+        <w:ind w:left="5040" w:hanging="360"/>
+      </w:pPr>
+    </w:lvl>
+    <w:lvl w:ilvl="7" w:tentative="1">
+      <w:start w:val="1"/>
+      <w:numFmt w:val="decimal"/>
+      <w:lvlText w:val="%8."/>
+      <w:lvlJc w:val="left"/>
+      <w:pPr>
+        <w:tabs>
+          <w:tab w:val="num" w:pos="5760"/>
+        </w:tabs>
+        <w:ind w:left="5760" w:hanging="360"/>
+      </w:pPr>
+    </w:lvl>
+    <w:lvl w:ilvl="8" w:tentative="1">
+      <w:start w:val="1"/>
+      <w:numFmt w:val="decimal"/>
+      <w:lvlText w:val="%9."/>
+      <w:lvlJc w:val="left"/>
+      <w:pPr>
+        <w:tabs>
+          <w:tab w:val="num" w:pos="6480"/>
+        </w:tabs>
+        <w:ind w:left="6480" w:hanging="360"/>
+      </w:pPr>
+    </w:lvl>
+  </w:abstractNum>
+  <w:abstractNum w:abstractNumId="12" w15:restartNumberingAfterBreak="0">
     <w:nsid w:val="3830519C"/>
     <w:multiLevelType w:val="multilevel"/>
     <w:tmpl w:val="38B28CB6"/>
@@ -4152,7 +4648,7 @@
       </w:rPr>
     </w:lvl>
   </w:abstractNum>
-  <w:abstractNum w:abstractNumId="11" w15:restartNumberingAfterBreak="0">
+  <w:abstractNum w:abstractNumId="13" w15:restartNumberingAfterBreak="0">
     <w:nsid w:val="3B4B70E8"/>
     <w:multiLevelType w:val="multilevel"/>
     <w:tmpl w:val="7C182DFA"/>
@@ -4265,7 +4761,7 @@
       </w:pPr>
     </w:lvl>
   </w:abstractNum>
-  <w:abstractNum w:abstractNumId="12" w15:restartNumberingAfterBreak="0">
+  <w:abstractNum w:abstractNumId="14" w15:restartNumberingAfterBreak="0">
     <w:nsid w:val="42044E85"/>
     <w:multiLevelType w:val="multilevel"/>
     <w:tmpl w:val="0E1A36E8"/>
@@ -4414,7 +4910,7 @@
       </w:rPr>
     </w:lvl>
   </w:abstractNum>
-  <w:abstractNum w:abstractNumId="13" w15:restartNumberingAfterBreak="0">
+  <w:abstractNum w:abstractNumId="15" w15:restartNumberingAfterBreak="0">
     <w:nsid w:val="449F38F1"/>
     <w:multiLevelType w:val="multilevel"/>
     <w:tmpl w:val="7B1666FA"/>
@@ -4527,7 +5023,7 @@
       </w:pPr>
     </w:lvl>
   </w:abstractNum>
-  <w:abstractNum w:abstractNumId="14" w15:restartNumberingAfterBreak="0">
+  <w:abstractNum w:abstractNumId="16" w15:restartNumberingAfterBreak="0">
     <w:nsid w:val="45173792"/>
     <w:multiLevelType w:val="hybridMultilevel"/>
     <w:tmpl w:val="1AF6A1BE"/>
@@ -4613,7 +5109,7 @@
       </w:pPr>
     </w:lvl>
   </w:abstractNum>
-  <w:abstractNum w:abstractNumId="15" w15:restartNumberingAfterBreak="0">
+  <w:abstractNum w:abstractNumId="17" w15:restartNumberingAfterBreak="0">
     <w:nsid w:val="4D75502C"/>
     <w:multiLevelType w:val="multilevel"/>
     <w:tmpl w:val="FDAEA500"/>
@@ -4762,7 +5258,7 @@
       </w:rPr>
     </w:lvl>
   </w:abstractNum>
-  <w:abstractNum w:abstractNumId="16" w15:restartNumberingAfterBreak="0">
+  <w:abstractNum w:abstractNumId="18" w15:restartNumberingAfterBreak="0">
     <w:nsid w:val="515E3B1A"/>
     <w:multiLevelType w:val="multilevel"/>
     <w:tmpl w:val="107A73A6"/>
@@ -4911,7 +5407,7 @@
       </w:rPr>
     </w:lvl>
   </w:abstractNum>
-  <w:abstractNum w:abstractNumId="17" w15:restartNumberingAfterBreak="0">
+  <w:abstractNum w:abstractNumId="19" w15:restartNumberingAfterBreak="0">
     <w:nsid w:val="529A2229"/>
     <w:multiLevelType w:val="multilevel"/>
     <w:tmpl w:val="70E2FA10"/>
@@ -5024,7 +5520,7 @@
       </w:pPr>
     </w:lvl>
   </w:abstractNum>
-  <w:abstractNum w:abstractNumId="18" w15:restartNumberingAfterBreak="0">
+  <w:abstractNum w:abstractNumId="20" w15:restartNumberingAfterBreak="0">
     <w:nsid w:val="56083F7B"/>
     <w:multiLevelType w:val="multilevel"/>
     <w:tmpl w:val="0CDA4356"/>
@@ -5141,7 +5637,7 @@
       </w:pPr>
     </w:lvl>
   </w:abstractNum>
-  <w:abstractNum w:abstractNumId="19" w15:restartNumberingAfterBreak="0">
+  <w:abstractNum w:abstractNumId="21" w15:restartNumberingAfterBreak="0">
     <w:nsid w:val="58F3329D"/>
     <w:multiLevelType w:val="multilevel"/>
     <w:tmpl w:val="02943446"/>
@@ -5254,7 +5750,7 @@
       </w:pPr>
     </w:lvl>
   </w:abstractNum>
-  <w:abstractNum w:abstractNumId="20" w15:restartNumberingAfterBreak="0">
+  <w:abstractNum w:abstractNumId="22" w15:restartNumberingAfterBreak="0">
     <w:nsid w:val="5E9D6FEA"/>
     <w:multiLevelType w:val="multilevel"/>
     <w:tmpl w:val="4CF26024"/>
@@ -5403,7 +5899,7 @@
       </w:rPr>
     </w:lvl>
   </w:abstractNum>
-  <w:abstractNum w:abstractNumId="21" w15:restartNumberingAfterBreak="0">
+  <w:abstractNum w:abstractNumId="23" w15:restartNumberingAfterBreak="0">
     <w:nsid w:val="63197957"/>
     <w:multiLevelType w:val="hybridMultilevel"/>
     <w:tmpl w:val="9CA86178"/>
@@ -5516,7 +6012,7 @@
       </w:rPr>
     </w:lvl>
   </w:abstractNum>
-  <w:abstractNum w:abstractNumId="22" w15:restartNumberingAfterBreak="0">
+  <w:abstractNum w:abstractNumId="24" w15:restartNumberingAfterBreak="0">
     <w:nsid w:val="6D7D1B0B"/>
     <w:multiLevelType w:val="multilevel"/>
     <w:tmpl w:val="3856858A"/>
@@ -5665,7 +6161,7 @@
       </w:rPr>
     </w:lvl>
   </w:abstractNum>
-  <w:abstractNum w:abstractNumId="23" w15:restartNumberingAfterBreak="0">
+  <w:abstractNum w:abstractNumId="25" w15:restartNumberingAfterBreak="0">
     <w:nsid w:val="6D9F410E"/>
     <w:multiLevelType w:val="multilevel"/>
     <w:tmpl w:val="12664AC8"/>
@@ -5814,7 +6310,7 @@
       </w:rPr>
     </w:lvl>
   </w:abstractNum>
-  <w:abstractNum w:abstractNumId="24" w15:restartNumberingAfterBreak="0">
+  <w:abstractNum w:abstractNumId="26" w15:restartNumberingAfterBreak="0">
     <w:nsid w:val="6FF56B75"/>
     <w:multiLevelType w:val="multilevel"/>
     <w:tmpl w:val="7B944946"/>
@@ -5963,7 +6459,7 @@
       </w:rPr>
     </w:lvl>
   </w:abstractNum>
-  <w:abstractNum w:abstractNumId="25" w15:restartNumberingAfterBreak="0">
+  <w:abstractNum w:abstractNumId="27" w15:restartNumberingAfterBreak="0">
     <w:nsid w:val="79270E0E"/>
     <w:multiLevelType w:val="multilevel"/>
     <w:tmpl w:val="DEA86EB2"/>
@@ -6113,52 +6609,52 @@
     </w:lvl>
   </w:abstractNum>
   <w:num w:numId="1" w16cid:durableId="560021030">
-    <w:abstractNumId w:val="23"/>
+    <w:abstractNumId w:val="25"/>
   </w:num>
   <w:num w:numId="2" w16cid:durableId="1344283166">
-    <w:abstractNumId w:val="22"/>
+    <w:abstractNumId w:val="24"/>
   </w:num>
   <w:num w:numId="3" w16cid:durableId="1165320647">
     <w:abstractNumId w:val="3"/>
   </w:num>
   <w:num w:numId="4" w16cid:durableId="1775204908">
-    <w:abstractNumId w:val="20"/>
+    <w:abstractNumId w:val="22"/>
   </w:num>
   <w:num w:numId="5" w16cid:durableId="1426807031">
-    <w:abstractNumId w:val="12"/>
+    <w:abstractNumId w:val="14"/>
   </w:num>
   <w:num w:numId="6" w16cid:durableId="74209744">
-    <w:abstractNumId w:val="25"/>
+    <w:abstractNumId w:val="27"/>
   </w:num>
   <w:num w:numId="7" w16cid:durableId="1626697873">
-    <w:abstractNumId w:val="19"/>
+    <w:abstractNumId w:val="21"/>
   </w:num>
   <w:num w:numId="8" w16cid:durableId="1428651699">
-    <w:abstractNumId w:val="21"/>
+    <w:abstractNumId w:val="23"/>
   </w:num>
   <w:num w:numId="9" w16cid:durableId="1829787808">
-    <w:abstractNumId w:val="14"/>
+    <w:abstractNumId w:val="16"/>
   </w:num>
   <w:num w:numId="10" w16cid:durableId="1823157519">
     <w:abstractNumId w:val="1"/>
   </w:num>
   <w:num w:numId="11" w16cid:durableId="1950313887">
-    <w:abstractNumId w:val="7"/>
+    <w:abstractNumId w:val="8"/>
   </w:num>
   <w:num w:numId="12" w16cid:durableId="1452017276">
-    <w:abstractNumId w:val="8"/>
+    <w:abstractNumId w:val="9"/>
   </w:num>
   <w:num w:numId="13" w16cid:durableId="1050960894">
-    <w:abstractNumId w:val="24"/>
+    <w:abstractNumId w:val="26"/>
   </w:num>
   <w:num w:numId="14" w16cid:durableId="1412659600">
-    <w:abstractNumId w:val="18"/>
+    <w:abstractNumId w:val="20"/>
   </w:num>
   <w:num w:numId="15" w16cid:durableId="866478968">
-    <w:abstractNumId w:val="9"/>
+    <w:abstractNumId w:val="10"/>
   </w:num>
   <w:num w:numId="16" w16cid:durableId="1089083073">
-    <w:abstractNumId w:val="4"/>
+    <w:abstractNumId w:val="5"/>
   </w:num>
   <w:num w:numId="17" w16cid:durableId="1008557842">
     <w:abstractNumId w:val="0"/>
@@ -6167,28 +6663,34 @@
     <w:abstractNumId w:val="2"/>
   </w:num>
   <w:num w:numId="19" w16cid:durableId="1000232723">
+    <w:abstractNumId w:val="17"/>
+  </w:num>
+  <w:num w:numId="20" w16cid:durableId="412971726">
+    <w:abstractNumId w:val="13"/>
+  </w:num>
+  <w:num w:numId="21" w16cid:durableId="399061677">
+    <w:abstractNumId w:val="18"/>
+  </w:num>
+  <w:num w:numId="22" w16cid:durableId="2098597474">
     <w:abstractNumId w:val="15"/>
   </w:num>
-  <w:num w:numId="20" w16cid:durableId="412971726">
-    <w:abstractNumId w:val="11"/>
-  </w:num>
-  <w:num w:numId="21" w16cid:durableId="399061677">
-    <w:abstractNumId w:val="16"/>
-  </w:num>
-  <w:num w:numId="22" w16cid:durableId="2098597474">
-    <w:abstractNumId w:val="13"/>
-  </w:num>
   <w:num w:numId="23" w16cid:durableId="734940072">
-    <w:abstractNumId w:val="5"/>
+    <w:abstractNumId w:val="6"/>
   </w:num>
   <w:num w:numId="24" w16cid:durableId="1094397498">
-    <w:abstractNumId w:val="6"/>
+    <w:abstractNumId w:val="7"/>
   </w:num>
   <w:num w:numId="25" w16cid:durableId="1634680180">
-    <w:abstractNumId w:val="10"/>
+    <w:abstractNumId w:val="12"/>
   </w:num>
   <w:num w:numId="26" w16cid:durableId="1681855058">
-    <w:abstractNumId w:val="17"/>
+    <w:abstractNumId w:val="19"/>
+  </w:num>
+  <w:num w:numId="27" w16cid:durableId="1902212261">
+    <w:abstractNumId w:val="4"/>
+  </w:num>
+  <w:num w:numId="28" w16cid:durableId="1282036247">
+    <w:abstractNumId w:val="11"/>
   </w:num>
 </w:numbering>
 </file>
